--- a/fuentes/93610218_CF02_DU.docx
+++ b/fuentes/93610218_CF02_DU.docx
@@ -742,10 +742,6 @@
         <w:p>
           <w:pPr>
             <w:pStyle w:val="TDC2"/>
-            <w:tabs>
-              <w:tab w:val="left" w:pos="1760"/>
-              <w:tab w:val="right" w:leader="dot" w:pos="9962"/>
-            </w:tabs>
             <w:rPr>
               <w:rFonts w:eastAsiaTheme="minorEastAsia"/>
               <w:noProof/>
@@ -840,10 +836,6 @@
         <w:p>
           <w:pPr>
             <w:pStyle w:val="TDC2"/>
-            <w:tabs>
-              <w:tab w:val="left" w:pos="1760"/>
-              <w:tab w:val="right" w:leader="dot" w:pos="9962"/>
-            </w:tabs>
             <w:rPr>
               <w:rFonts w:eastAsiaTheme="minorEastAsia"/>
               <w:noProof/>
@@ -938,10 +930,6 @@
         <w:p>
           <w:pPr>
             <w:pStyle w:val="TDC2"/>
-            <w:tabs>
-              <w:tab w:val="left" w:pos="1760"/>
-              <w:tab w:val="right" w:leader="dot" w:pos="9962"/>
-            </w:tabs>
             <w:rPr>
               <w:rFonts w:eastAsiaTheme="minorEastAsia"/>
               <w:noProof/>
@@ -1128,10 +1116,6 @@
         <w:p>
           <w:pPr>
             <w:pStyle w:val="TDC2"/>
-            <w:tabs>
-              <w:tab w:val="left" w:pos="1760"/>
-              <w:tab w:val="right" w:leader="dot" w:pos="9962"/>
-            </w:tabs>
             <w:rPr>
               <w:rFonts w:eastAsiaTheme="minorEastAsia"/>
               <w:noProof/>
@@ -1226,10 +1210,6 @@
         <w:p>
           <w:pPr>
             <w:pStyle w:val="TDC2"/>
-            <w:tabs>
-              <w:tab w:val="left" w:pos="1760"/>
-              <w:tab w:val="right" w:leader="dot" w:pos="9962"/>
-            </w:tabs>
             <w:rPr>
               <w:rFonts w:eastAsiaTheme="minorEastAsia"/>
               <w:noProof/>
@@ -1324,10 +1304,6 @@
         <w:p>
           <w:pPr>
             <w:pStyle w:val="TDC2"/>
-            <w:tabs>
-              <w:tab w:val="left" w:pos="1760"/>
-              <w:tab w:val="right" w:leader="dot" w:pos="9962"/>
-            </w:tabs>
             <w:rPr>
               <w:rFonts w:eastAsiaTheme="minorEastAsia"/>
               <w:noProof/>
@@ -1514,10 +1490,6 @@
         <w:p>
           <w:pPr>
             <w:pStyle w:val="TDC2"/>
-            <w:tabs>
-              <w:tab w:val="left" w:pos="1760"/>
-              <w:tab w:val="right" w:leader="dot" w:pos="9962"/>
-            </w:tabs>
             <w:rPr>
               <w:rFonts w:eastAsiaTheme="minorEastAsia"/>
               <w:noProof/>
@@ -1612,10 +1584,6 @@
         <w:p>
           <w:pPr>
             <w:pStyle w:val="TDC2"/>
-            <w:tabs>
-              <w:tab w:val="left" w:pos="1760"/>
-              <w:tab w:val="right" w:leader="dot" w:pos="9962"/>
-            </w:tabs>
             <w:rPr>
               <w:rFonts w:eastAsiaTheme="minorEastAsia"/>
               <w:noProof/>
@@ -1710,10 +1678,6 @@
         <w:p>
           <w:pPr>
             <w:pStyle w:val="TDC2"/>
-            <w:tabs>
-              <w:tab w:val="left" w:pos="1760"/>
-              <w:tab w:val="right" w:leader="dot" w:pos="9962"/>
-            </w:tabs>
             <w:rPr>
               <w:rFonts w:eastAsiaTheme="minorEastAsia"/>
               <w:noProof/>
@@ -1900,10 +1864,6 @@
         <w:p>
           <w:pPr>
             <w:pStyle w:val="TDC2"/>
-            <w:tabs>
-              <w:tab w:val="left" w:pos="1760"/>
-              <w:tab w:val="right" w:leader="dot" w:pos="9962"/>
-            </w:tabs>
             <w:rPr>
               <w:rFonts w:eastAsiaTheme="minorEastAsia"/>
               <w:noProof/>
@@ -1998,10 +1958,6 @@
         <w:p>
           <w:pPr>
             <w:pStyle w:val="TDC2"/>
-            <w:tabs>
-              <w:tab w:val="left" w:pos="1760"/>
-              <w:tab w:val="right" w:leader="dot" w:pos="9962"/>
-            </w:tabs>
             <w:rPr>
               <w:rFonts w:eastAsiaTheme="minorEastAsia"/>
               <w:noProof/>
@@ -2096,10 +2052,6 @@
         <w:p>
           <w:pPr>
             <w:pStyle w:val="TDC2"/>
-            <w:tabs>
-              <w:tab w:val="left" w:pos="1760"/>
-              <w:tab w:val="right" w:leader="dot" w:pos="9962"/>
-            </w:tabs>
             <w:rPr>
               <w:rFonts w:eastAsiaTheme="minorEastAsia"/>
               <w:noProof/>
@@ -2194,10 +2146,6 @@
         <w:p>
           <w:pPr>
             <w:pStyle w:val="TDC2"/>
-            <w:tabs>
-              <w:tab w:val="left" w:pos="1760"/>
-              <w:tab w:val="right" w:leader="dot" w:pos="9962"/>
-            </w:tabs>
             <w:rPr>
               <w:rFonts w:eastAsiaTheme="minorEastAsia"/>
               <w:noProof/>
@@ -2292,10 +2240,6 @@
         <w:p>
           <w:pPr>
             <w:pStyle w:val="TDC2"/>
-            <w:tabs>
-              <w:tab w:val="left" w:pos="1760"/>
-              <w:tab w:val="right" w:leader="dot" w:pos="9962"/>
-            </w:tabs>
             <w:rPr>
               <w:rFonts w:eastAsiaTheme="minorEastAsia"/>
               <w:noProof/>
@@ -2482,10 +2426,6 @@
         <w:p>
           <w:pPr>
             <w:pStyle w:val="TDC2"/>
-            <w:tabs>
-              <w:tab w:val="left" w:pos="1760"/>
-              <w:tab w:val="right" w:leader="dot" w:pos="9962"/>
-            </w:tabs>
             <w:rPr>
               <w:rFonts w:eastAsiaTheme="minorEastAsia"/>
               <w:noProof/>
@@ -2580,10 +2520,7 @@
         <w:p>
           <w:pPr>
             <w:pStyle w:val="TDC2"/>
-            <w:tabs>
-              <w:tab w:val="left" w:pos="1760"/>
-              <w:tab w:val="right" w:leader="dot" w:pos="9962"/>
-            </w:tabs>
+            <w:ind w:left="1759" w:hanging="1050"/>
             <w:rPr>
               <w:rFonts w:eastAsiaTheme="minorEastAsia"/>
               <w:noProof/>
@@ -2620,15 +2557,40 @@
             </w:r>
             <w:r>
               <w:rPr>
+                <w:rFonts w:eastAsiaTheme="minorEastAsia"/>
+                <w:noProof/>
+                <w:kern w:val="0"/>
+                <w:sz w:val="22"/>
+                <w:lang w:eastAsia="es-CO"/>
+                <w14:ligatures w14:val="none"/>
+              </w:rPr>
+              <w:tab/>
+            </w:r>
+            <w:r>
+              <w:rPr>
                 <w:rStyle w:val="Hipervnculo"/>
                 <w:noProof/>
               </w:rPr>
-              <w:t>Conservación de frutas y verduras por reducción de agua y control de oxígeno</w:t>
-            </w:r>
-            <w:r>
-              <w:rPr>
-                <w:noProof/>
-                <w:webHidden/>
+              <w:t>Conservación de frutas y verduras por reducción de agua y control de</w:t>
+            </w:r>
+            <w:r>
+              <w:rPr>
+                <w:rStyle w:val="Hipervnculo"/>
+                <w:noProof/>
+              </w:rPr>
+              <w:t xml:space="preserve"> </w:t>
+            </w:r>
+            <w:r>
+              <w:rPr>
+                <w:rStyle w:val="Hipervnculo"/>
+                <w:noProof/>
+              </w:rPr>
+              <w:t>oxígeno</w:t>
+            </w:r>
+            <w:r>
+              <w:rPr>
+                <w:rStyle w:val="Hipervnculo"/>
+                <w:noProof/>
               </w:rPr>
               <w:tab/>
             </w:r>
@@ -2678,10 +2640,7 @@
         <w:p>
           <w:pPr>
             <w:pStyle w:val="TDC2"/>
-            <w:tabs>
-              <w:tab w:val="left" w:pos="1760"/>
-              <w:tab w:val="right" w:leader="dot" w:pos="9962"/>
-            </w:tabs>
+            <w:ind w:left="1759" w:hanging="1050"/>
             <w:rPr>
               <w:rFonts w:eastAsiaTheme="minorEastAsia"/>
               <w:noProof/>
@@ -2718,10 +2677,56 @@
             </w:r>
             <w:r>
               <w:rPr>
+                <w:rFonts w:eastAsiaTheme="minorEastAsia"/>
+                <w:noProof/>
+                <w:kern w:val="0"/>
+                <w:sz w:val="22"/>
+                <w:lang w:eastAsia="es-CO"/>
+                <w14:ligatures w14:val="none"/>
+              </w:rPr>
+              <w:tab/>
+            </w:r>
+            <w:r>
+              <w:rPr>
                 <w:rStyle w:val="Hipervnculo"/>
                 <w:noProof/>
               </w:rPr>
-              <w:t>Control de oxígeno y regulación del pH en la conservación de alimentos</w:t>
+              <w:t>Control de oxígeno y regulación del pH en la conservación de</w:t>
+            </w:r>
+            <w:r>
+              <w:rPr>
+                <w:rStyle w:val="Hipervnculo"/>
+                <w:noProof/>
+              </w:rPr>
+              <w:t xml:space="preserve">   </w:t>
+            </w:r>
+            <w:r>
+              <w:rPr>
+                <w:rStyle w:val="Hipervnculo"/>
+                <w:noProof/>
+              </w:rPr>
+              <w:t xml:space="preserve"> </w:t>
+            </w:r>
+            <w:r>
+              <w:rPr>
+                <w:rStyle w:val="Hipervnculo"/>
+                <w:noProof/>
+              </w:rPr>
+              <w:t xml:space="preserve">     </w:t>
+            </w:r>
+            <w:r>
+              <w:rPr>
+                <w:rStyle w:val="Hipervnculo"/>
+                <w:noProof/>
+              </w:rPr>
+              <w:t>alimento</w:t>
+            </w:r>
+            <w:r>
+              <w:rPr>
+                <w:rStyle w:val="Hipervnculo"/>
+                <w:noProof/>
+              </w:rPr>
+              <w:t>s</w:t>
             </w:r>
             <w:r>
               <w:rPr>
@@ -5179,7 +5184,21 @@
         <w:rPr>
           <w:lang w:val="es-419" w:eastAsia="es-CO"/>
         </w:rPr>
-        <w:t>Las frutas y verduras frescas son parte fundamental de la alimentación diaria de la población. Para disfrutar de estos alimentos de manera segura, es necesario aplicar una correcta manipulación desde el momento de la compra hasta su preparación, con el fin de evitar enfermedades transmitidas por los alimentos. A continuación se presentan recomendaciones generales para la selección y preparación de productos frescos, orientadas a preservar su calidad e inocuidad y a reducir riesgos para la salud.</w:t>
+        <w:t xml:space="preserve">Las frutas y verduras frescas son parte fundamental de la alimentación diaria de la población. Para disfrutar de estos alimentos de manera segura, es necesario aplicar una correcta manipulación desde el momento de la compra hasta su preparación, con el fin de evitar enfermedades transmitidas por los alimentos. A </w:t>
+      </w:r>
+      <w:proofErr w:type="gramStart"/>
+      <w:r>
+        <w:rPr>
+          <w:lang w:val="es-419" w:eastAsia="es-CO"/>
+        </w:rPr>
+        <w:t>continuación</w:t>
+      </w:r>
+      <w:proofErr w:type="gramEnd"/>
+      <w:r>
+        <w:rPr>
+          <w:lang w:val="es-419" w:eastAsia="es-CO"/>
+        </w:rPr>
+        <w:t xml:space="preserve"> se presentan recomendaciones generales para la selección y preparación de productos frescos, orientadas a preservar su calidad e inocuidad y a reducir riesgos para la salud.</w:t>
       </w:r>
     </w:p>
     <w:p>
@@ -7568,14 +7587,6 @@
     </w:p>
     <w:p>
       <w:pPr>
-        <w:ind w:left="284" w:firstLine="0"/>
-        <w:rPr>
-          <w:lang w:val="es-419" w:eastAsia="es-CO"/>
-        </w:rPr>
-      </w:pPr>
-    </w:p>
-    <w:p>
-      <w:pPr>
         <w:pStyle w:val="Prrafodelista"/>
         <w:numPr>
           <w:ilvl w:val="0"/>
@@ -7752,7 +7763,6 @@
         <w:rPr>
           <w:rStyle w:val="Ttulo5Car"/>
         </w:rPr>
-        <w:lastRenderedPageBreak/>
         <w:t>Cadena de frío.</w:t>
       </w:r>
       <w:r>
@@ -7778,6 +7788,7 @@
         <w:rPr>
           <w:rStyle w:val="Ttulo5Car"/>
         </w:rPr>
+        <w:lastRenderedPageBreak/>
         <w:t>Limpieza de equipos.</w:t>
       </w:r>
       <w:r>
@@ -7910,7 +7921,6 @@
         <w:rPr>
           <w:rStyle w:val="Ttulo5Car"/>
         </w:rPr>
-        <w:lastRenderedPageBreak/>
         <w:t>Mango.</w:t>
       </w:r>
       <w:r>
@@ -7936,6 +7946,7 @@
         <w:rPr>
           <w:rStyle w:val="Ttulo5Car"/>
         </w:rPr>
+        <w:lastRenderedPageBreak/>
         <w:t>Maracuyá.</w:t>
       </w:r>
       <w:r>
@@ -8122,7 +8133,6 @@
         <w:rPr>
           <w:rStyle w:val="Ttulo5Car"/>
         </w:rPr>
-        <w:lastRenderedPageBreak/>
         <w:t>Colado.</w:t>
       </w:r>
       <w:r>
@@ -8148,6 +8158,7 @@
         <w:rPr>
           <w:rStyle w:val="Ttulo5Car"/>
         </w:rPr>
+        <w:lastRenderedPageBreak/>
         <w:t>Empaque.</w:t>
       </w:r>
       <w:r>
@@ -8219,6 +8230,13 @@
         </w:rPr>
         <w:t>La aplicación adecuada de estos pasos permite obtener pulpas de frutas seguras, de buena calidad y aptas para el consumo, facilitando su almacenamiento y uso posterior sin comprometer sus características sensoriales ni su inocuidad.</w:t>
       </w:r>
+    </w:p>
+    <w:p>
+      <w:pPr>
+        <w:rPr>
+          <w:lang w:val="es-419" w:eastAsia="es-CO"/>
+        </w:rPr>
+      </w:pPr>
     </w:p>
     <w:p>
       <w:pPr>
@@ -15676,10 +15694,13 @@
     <w:autoRedefine/>
     <w:uiPriority w:val="39"/>
     <w:unhideWhenUsed/>
-    <w:rsid w:val="000434FA"/>
+    <w:rsid w:val="0097614B"/>
     <w:pPr>
+      <w:tabs>
+        <w:tab w:val="left" w:pos="1760"/>
+        <w:tab w:val="right" w:leader="dot" w:pos="9962"/>
+      </w:tabs>
       <w:spacing w:after="100"/>
-      <w:ind w:left="280"/>
     </w:pPr>
   </w:style>
   <w:style w:type="paragraph" w:styleId="TDC3">
@@ -16308,15 +16329,6 @@
 </file>
 
 <file path=customXml/item1.xml><?xml version="1.0" encoding="utf-8"?>
-<?mso-contentType ?>
-<FormTemplates xmlns="http://schemas.microsoft.com/sharepoint/v3/contenttype/forms">
-  <Display>DocumentLibraryForm</Display>
-  <Edit>DocumentLibraryForm</Edit>
-  <New>DocumentLibraryForm</New>
-</FormTemplates>
-</file>
-
-<file path=customXml/item2.xml><?xml version="1.0" encoding="utf-8"?>
 <p:properties xmlns:p="http://schemas.microsoft.com/office/2006/metadata/properties" xmlns:xsi="http://www.w3.org/2001/XMLSchema-instance" xmlns:pc="http://schemas.microsoft.com/office/infopath/2007/PartnerControls">
   <documentManagement>
     <TaxCatchAll xmlns="b250f519-6473-4480-8c44-6ee3a3a530c3" xsi:nil="true"/>
@@ -16327,7 +16339,20 @@
 </p:properties>
 </file>
 
+<file path=customXml/item2.xml><?xml version="1.0" encoding="utf-8"?>
+<?mso-contentType ?>
+<FormTemplates xmlns="http://schemas.microsoft.com/sharepoint/v3/contenttype/forms">
+  <Display>DocumentLibraryForm</Display>
+  <Edit>DocumentLibraryForm</Edit>
+  <New>DocumentLibraryForm</New>
+</FormTemplates>
+</file>
+
 <file path=customXml/item3.xml><?xml version="1.0" encoding="utf-8"?>
+<b:Sources xmlns:b="http://schemas.openxmlformats.org/officeDocument/2006/bibliography" xmlns="http://schemas.openxmlformats.org/officeDocument/2006/bibliography" SelectedStyle="\APASixthEditionOfficeOnline.xsl" StyleName="APA" Version="6"/>
+</file>
+
+<file path=customXml/item4.xml><?xml version="1.0" encoding="utf-8"?>
 <ct:contentTypeSchema xmlns:ct="http://schemas.microsoft.com/office/2006/metadata/contentType" xmlns:ma="http://schemas.microsoft.com/office/2006/metadata/properties/metaAttributes" ct:_="" ma:_="" ma:contentTypeName="Documento" ma:contentTypeID="0x010100EA8A463C70CDF94EBCEAEE24D04F3F8A" ma:contentTypeVersion="12" ma:contentTypeDescription="Crear nuevo documento." ma:contentTypeScope="" ma:versionID="0a68c197ff11ee8f2a4dfa92d3e5c792">
   <xsd:schema xmlns:xsd="http://www.w3.org/2001/XMLSchema" xmlns:xs="http://www.w3.org/2001/XMLSchema" xmlns:p="http://schemas.microsoft.com/office/2006/metadata/properties" xmlns:ns2="d174a4fb-80c2-4523-8d89-375030acacbf" xmlns:ns3="b250f519-6473-4480-8c44-6ee3a3a530c3" targetNamespace="http://schemas.microsoft.com/office/2006/metadata/properties" ma:root="true" ma:fieldsID="55936f832c432473a7bcdfeafd102760" ns2:_="" ns3:_="">
     <xsd:import namespace="d174a4fb-80c2-4523-8d89-375030acacbf"/>
@@ -16528,19 +16553,7 @@
 </ct:contentTypeSchema>
 </file>
 
-<file path=customXml/item4.xml><?xml version="1.0" encoding="utf-8"?>
-<b:Sources xmlns:b="http://schemas.openxmlformats.org/officeDocument/2006/bibliography" xmlns="http://schemas.openxmlformats.org/officeDocument/2006/bibliography" SelectedStyle="\APASixthEditionOfficeOnline.xsl" StyleName="APA" Version="6"/>
-</file>
-
 <file path=customXml/itemProps1.xml><?xml version="1.0" encoding="utf-8"?>
-<ds:datastoreItem xmlns:ds="http://schemas.openxmlformats.org/officeDocument/2006/customXml" ds:itemID="{10663269-2064-4804-8290-36D4A57F5557}">
-  <ds:schemaRefs>
-    <ds:schemaRef ds:uri="http://schemas.microsoft.com/sharepoint/v3/contenttype/forms"/>
-  </ds:schemaRefs>
-</ds:datastoreItem>
-</file>
-
-<file path=customXml/itemProps2.xml><?xml version="1.0" encoding="utf-8"?>
 <ds:datastoreItem xmlns:ds="http://schemas.openxmlformats.org/officeDocument/2006/customXml" ds:itemID="{1279454D-02BE-4A9C-A117-DCD1573E2608}">
   <ds:schemaRefs>
     <ds:schemaRef ds:uri="http://schemas.microsoft.com/office/2006/metadata/properties"/>
@@ -16551,7 +16564,23 @@
 </ds:datastoreItem>
 </file>
 
+<file path=customXml/itemProps2.xml><?xml version="1.0" encoding="utf-8"?>
+<ds:datastoreItem xmlns:ds="http://schemas.openxmlformats.org/officeDocument/2006/customXml" ds:itemID="{10663269-2064-4804-8290-36D4A57F5557}">
+  <ds:schemaRefs>
+    <ds:schemaRef ds:uri="http://schemas.microsoft.com/sharepoint/v3/contenttype/forms"/>
+  </ds:schemaRefs>
+</ds:datastoreItem>
+</file>
+
 <file path=customXml/itemProps3.xml><?xml version="1.0" encoding="utf-8"?>
+<ds:datastoreItem xmlns:ds="http://schemas.openxmlformats.org/officeDocument/2006/customXml" ds:itemID="{EAE431FD-7059-4C09-804B-C9D69EB7B213}">
+  <ds:schemaRefs>
+    <ds:schemaRef ds:uri="http://schemas.openxmlformats.org/officeDocument/2006/bibliography"/>
+  </ds:schemaRefs>
+</ds:datastoreItem>
+</file>
+
+<file path=customXml/itemProps4.xml><?xml version="1.0" encoding="utf-8"?>
 <ds:datastoreItem xmlns:ds="http://schemas.openxmlformats.org/officeDocument/2006/customXml" ds:itemID="{FB3E5295-9F32-4202-97B7-98F1B36AFCD3}">
   <ds:schemaRefs>
     <ds:schemaRef ds:uri="http://schemas.microsoft.com/office/2006/metadata/contentType"/>
@@ -16568,12 +16597,4 @@
     <ds:schemaRef ds:uri="http://schemas.microsoft.com/internal/obd"/>
   </ds:schemaRefs>
 </ds:datastoreItem>
-</file>
-
-<file path=customXml/itemProps4.xml><?xml version="1.0" encoding="utf-8"?>
-<ds:datastoreItem xmlns:ds="http://schemas.openxmlformats.org/officeDocument/2006/customXml" ds:itemID="{EAE431FD-7059-4C09-804B-C9D69EB7B213}">
-  <ds:schemaRefs>
-    <ds:schemaRef ds:uri="http://schemas.openxmlformats.org/officeDocument/2006/bibliography"/>
-  </ds:schemaRefs>
-</ds:datastoreItem>
 </file>